--- a/word_reports/LP_0202_위치_288_Julio Iglesias_Momentos.docx
+++ b/word_reports/LP_0202_위치_288_Julio Iglesias_Momentos.docx
@@ -4,7 +4,7 @@
   <w:body>
     <w:p>
       <w:pPr>
-        <w:spacing w:after="280"/>
+        <w:spacing w:after="80"/>
       </w:pPr>
       <w:r>
         <w:rPr w:rFonts="맑은 고딕">
@@ -13,94 +13,47 @@
           <w:color w:val="1E3A8A"/>
           <w:sz w:val="30"/>
         </w:rPr>
-        <w:t>[288] Julio Iglesias - Momentos</w:t>
+        <w:t>Julio Iglesias (훌리오 이글레시아스) - Momentos</w:t>
       </w:r>
     </w:p>
     <w:p>
       <w:pPr>
-        <w:spacing w:after="320"/>
+        <w:spacing w:after="240"/>
       </w:pPr>
       <w:r>
         <w:rPr w:rFonts="맑은 고딕">
           <w:rFonts w:ascii="맑은 고딕" w:hAnsi="맑은 고딕" w:eastAsia="맑은 고딕"/>
           <w:b/>
-          <w:sz w:val="20"/>
+          <w:color w:val="4B5563"/>
+          <w:sz w:val="22"/>
         </w:rPr>
-        <w:t>■ 위치 : 288</w:t>
-        <w:br/>
-      </w:r>
-      <w:r>
-        <w:rPr w:rFonts="맑은 고딕">
-          <w:rFonts w:ascii="맑은 고딕" w:hAnsi="맑은 고딕" w:eastAsia="맑은 고딕"/>
-          <w:b/>
-          <w:sz w:val="20"/>
-        </w:rPr>
-        <w:t>■ 아티스트 : Julio Iglesias</w:t>
-        <w:br/>
-      </w:r>
-      <w:r>
-        <w:rPr w:rFonts="맑은 고딕">
-          <w:rFonts w:ascii="맑은 고딕" w:hAnsi="맑은 고딕" w:eastAsia="맑은 고딕"/>
-          <w:b/>
-          <w:sz w:val="20"/>
-        </w:rPr>
-        <w:t>■ 앨범명 : Momentos</w:t>
-        <w:br/>
-      </w:r>
-      <w:r>
-        <w:rPr w:rFonts="맑은 고딕">
-          <w:rFonts w:ascii="맑은 고딕" w:hAnsi="맑은 고딕" w:eastAsia="맑은 고딕"/>
-          <w:b w:val="0"/>
-          <w:sz w:val="20"/>
-        </w:rPr>
-        <w:t>■ 음반 레이블 : ** CBS / Columbia Records</w:t>
-        <w:br/>
-      </w:r>
-      <w:r>
-        <w:rPr w:rFonts="맑은 고딕">
-          <w:rFonts w:ascii="맑은 고딕" w:hAnsi="맑은 고딕" w:eastAsia="맑은 고딕"/>
-          <w:b w:val="0"/>
-          <w:sz w:val="20"/>
-        </w:rPr>
-        <w:t>■ 발매년도 : ** 1982</w:t>
-        <w:br/>
-      </w:r>
-      <w:r>
-        <w:rPr w:rFonts="맑은 고딕">
-          <w:rFonts w:ascii="맑은 고딕" w:hAnsi="맑은 고딕" w:eastAsia="맑은 고딕"/>
-          <w:b w:val="0"/>
-          <w:sz w:val="20"/>
-        </w:rPr>
-        <w:t>■ 장르 : ** 라틴 팝 (Latin Pop), 어덜트 컨템포러리 (Adult Contemporary), 로맨틱 발라드 (Romantic Ballad)</w:t>
-        <w:br/>
-      </w:r>
-      <w:r>
-        <w:rPr w:rFonts="맑은 고딕">
-          <w:rFonts w:ascii="맑은 고딕" w:hAnsi="맑은 고딕" w:eastAsia="맑은 고딕"/>
-          <w:b w:val="0"/>
-          <w:sz w:val="20"/>
-        </w:rPr>
-        <w:t>■ 주요 수록곡 : **</w:t>
-        <w:br/>
+        <w:t>위치 :  288</w:t>
       </w:r>
     </w:p>
     <w:p>
       <w:pPr>
-        <w:spacing w:after="160"/>
+        <w:spacing w:line="324" w:lineRule="auto" w:before="80" w:after="160"/>
       </w:pPr>
       <w:r>
         <w:rPr w:rFonts="맑은 고딕">
           <w:rFonts w:ascii="맑은 고딕" w:hAnsi="맑은 고딕" w:eastAsia="맑은 고딕"/>
           <w:b/>
           <w:color w:val="1F2937"/>
-          <w:sz w:val="24"/>
+          <w:sz w:val="22"/>
         </w:rPr>
-        <w:t>■ 음반 해설 및 감상 가이드</w:t>
+        <w:t xml:space="preserve">[음반 소개] </w:t>
+      </w:r>
+      <w:r>
+        <w:rPr w:rFonts="맑은 고딕">
+          <w:rFonts w:ascii="맑은 고딕" w:hAnsi="맑은 고딕" w:eastAsia="맑은 고딕"/>
+          <w:b w:val="0"/>
+          <w:sz w:val="21"/>
+        </w:rPr>
       </w:r>
     </w:p>
     <w:p>
       <w:pPr>
-        <w:spacing w:line="312" w:lineRule="auto" w:after="120"/>
+        <w:spacing w:line="324" w:lineRule="auto" w:after="120"/>
       </w:pPr>
       <w:r>
         <w:rPr w:rFonts="맑은 고딕">
@@ -108,64 +61,516 @@
           <w:b w:val="0"/>
           <w:sz w:val="21"/>
         </w:rPr>
-        <w:t>**</w:t>
+        <w:t>1982년에 발표된 《Momentos》는 전 세계의 밤을 지중해의 우아한 낭만으로 물들인 음유시인 훌리오 이글레시아스의 음악적 최전성기를 온전히 투영해 낸 기념비적인 명반입니다. 벨벳처럼 부드러운 음색과 가슴을 저미는 멜랑콜리가 절묘하게 교차하며, 라틴 팝의 범주를 넘어 전 인류의 보편적인 연가(戀歌)로서의 격조 높은 품격을 완성해 냅니다. 지나간 계절의 찰나와 아련한 사랑의 기억들을 한 편의 고풍스러운 서정시처럼 읊조리는 이 음반은, 시대를 초월하여 깊은 서정의 온기를 청자의 영혼에 아로새깁니다.</w:t>
       </w:r>
     </w:p>
     <w:p>
       <w:pPr>
-        <w:spacing w:line="312" w:lineRule="auto" w:after="120"/>
+        <w:spacing w:line="324" w:lineRule="auto" w:before="200" w:after="80"/>
       </w:pPr>
+      <w:r>
+        <w:rPr w:rFonts="맑은 고딕">
+          <w:rFonts w:ascii="맑은 고딕" w:hAnsi="맑은 고딕" w:eastAsia="맑은 고딕"/>
+          <w:b/>
+          <w:color w:val="1E3A8A"/>
+          <w:sz w:val="24"/>
+        </w:rPr>
+        <w:t>1. 음반 데이터</w:t>
+      </w:r>
+    </w:p>
+    <w:p>
+      <w:pPr>
+        <w:spacing w:line="324" w:lineRule="auto" w:after="80"/>
+      </w:pPr>
+      <w:r>
+        <w:rPr w:rFonts="맑은 고딕">
+          <w:rFonts w:ascii="맑은 고딕" w:hAnsi="맑은 고딕" w:eastAsia="맑은 고딕"/>
+          <w:b w:val="0"/>
+          <w:color w:val="6B7280"/>
+          <w:sz w:val="21"/>
+        </w:rPr>
+        <w:t xml:space="preserve">· </w:t>
+      </w:r>
+      <w:r>
+        <w:rPr w:rFonts="맑은 고딕">
+          <w:rFonts w:ascii="맑은 고딕" w:hAnsi="맑은 고딕" w:eastAsia="맑은 고딕"/>
+          <w:b/>
+          <w:color w:val="1F2937"/>
+          <w:sz w:val="21"/>
+        </w:rPr>
+        <w:t xml:space="preserve">앨범명: </w:t>
+      </w:r>
       <w:r>
         <w:rPr w:rFonts="맑은 고딕">
           <w:rFonts w:ascii="맑은 고딕" w:hAnsi="맑은 고딕" w:eastAsia="맑은 고딕"/>
           <w:b w:val="0"/>
           <w:sz w:val="21"/>
         </w:rPr>
-        <w:t>1982년에 발표된 《Momentos》는 라틴 음악의 거장 훌리오 이글레시아스(Julio Iglesias)의 음악 여정에서 가장 눈부신 전성기를 상징하는 명반입니다. 스페인어권을 넘어 글로벌 슈퍼스타로 확고히 자리매김하던 시기에 제작된 이 음반은, 라틴 팝이 지닌 특유의 낭만과 우수를 극대화하여 전 세계 리스너들의 마음을 사로잡았습니다. 세련된 팝 어쿠스틱 사운드와 유럽풍 감성이 완벽하게 조화를 이룬 이 작품은 80년대 로맨틱 발라드의 정수이자 훌리오 이글레시아스 음악 세계의 중요한 이정표입니다.</w:t>
+        <w:t>Momentos</w:t>
       </w:r>
     </w:p>
     <w:p>
       <w:pPr>
-        <w:spacing w:line="312" w:lineRule="auto" w:after="120"/>
+        <w:spacing w:line="324" w:lineRule="auto" w:after="80"/>
       </w:pPr>
+      <w:r>
+        <w:rPr w:rFonts="맑은 고딕">
+          <w:rFonts w:ascii="맑은 고딕" w:hAnsi="맑은 고딕" w:eastAsia="맑은 고딕"/>
+          <w:b w:val="0"/>
+          <w:color w:val="6B7280"/>
+          <w:sz w:val="21"/>
+        </w:rPr>
+        <w:t xml:space="preserve">· </w:t>
+      </w:r>
+      <w:r>
+        <w:rPr w:rFonts="맑은 고딕">
+          <w:rFonts w:ascii="맑은 고딕" w:hAnsi="맑은 고딕" w:eastAsia="맑은 고딕"/>
+          <w:b/>
+          <w:color w:val="1F2937"/>
+          <w:sz w:val="21"/>
+        </w:rPr>
+        <w:t xml:space="preserve">아티스트: </w:t>
+      </w:r>
       <w:r>
         <w:rPr w:rFonts="맑은 고딕">
           <w:rFonts w:ascii="맑은 고딕" w:hAnsi="맑은 고딕" w:eastAsia="맑은 고딕"/>
           <w:b w:val="0"/>
           <w:sz w:val="21"/>
         </w:rPr>
-        <w:t>이 앨범에서 훌리오 이글레시아스의 음색은 그 어느 때보다 깊고 그윽하게 빛납니다. 절제된 듯하면서도 절절한 감정이 서린 그의 미성은 웅장한 현악 오케스트레이션과 감각적인 나일론 기타 선율 위에서 부드럽게 헤엄칩니다. 감정을 과도하게 쏟아내기보다는 속삭이듯 귓가에 전달하는 특유의 가창 스타일은 듣는 이로 하여금 깊은 사색과 로맨틱한 향수에 젖어들게 만들며, 수록곡 전체를 관통하는 정갈한 프로덕션 역시 음반의 품격을 한층 높여줍니다.</w:t>
+        <w:t>Julio Iglesias (훌리오 이글레시아스)</w:t>
       </w:r>
     </w:p>
     <w:p>
       <w:pPr>
-        <w:spacing w:line="312" w:lineRule="auto" w:after="120"/>
+        <w:spacing w:line="324" w:lineRule="auto" w:after="80"/>
       </w:pPr>
+      <w:r>
+        <w:rPr w:rFonts="맑은 고딕">
+          <w:rFonts w:ascii="맑은 고딕" w:hAnsi="맑은 고딕" w:eastAsia="맑은 고딕"/>
+          <w:b w:val="0"/>
+          <w:color w:val="6B7280"/>
+          <w:sz w:val="21"/>
+        </w:rPr>
+        <w:t xml:space="preserve">· </w:t>
+      </w:r>
+      <w:r>
+        <w:rPr w:rFonts="맑은 고딕">
+          <w:rFonts w:ascii="맑은 고딕" w:hAnsi="맑은 고딕" w:eastAsia="맑은 고딕"/>
+          <w:b/>
+          <w:color w:val="1F2937"/>
+          <w:sz w:val="21"/>
+        </w:rPr>
+        <w:t xml:space="preserve">발매 정보: </w:t>
+      </w:r>
       <w:r>
         <w:rPr w:rFonts="맑은 고딕">
           <w:rFonts w:ascii="맑은 고딕" w:hAnsi="맑은 고딕" w:eastAsia="맑은 고딕"/>
           <w:b w:val="0"/>
           <w:sz w:val="21"/>
         </w:rPr>
-        <w:t>수록곡의 면면을 살펴보면 앨범의 완성도가 더욱 확연히 드러납니다. 대표 히트곡인 〈Nathalie〉는 러시아 민요의 익숙한 선율을 플라멩코 감성과 결합하여 국내외를 막론하고 폭발적인 사랑을 받은 클래식 트랙입니다. 타이틀곡 〈Momentos〉는 지나간 날들에 대한 회상과 그리움을 단아하게 풀어내었으며, 라틴 고전 명곡을 재해석한 〈Amor〉는 그만의 독보적인 낭만주의로 새롭게 탄생했습니다. 아울러 자신의 삶과 예술관을 돈키호테의 여정에 비유한 〈Quijote〉 역시 앨범의 서사적 깊이를 더해주는 명곡입니다.</w:t>
+        <w:t>1982년 CBS 레코드 발매. 그가 영미권 팝 시장의 거대한 크로스오버 스타로 도약하기 직전, 모국어인 스페인어로 빚어낸 정통 라틴 발라드의 미학적 정점을 집대성한 음반입니다.</w:t>
       </w:r>
     </w:p>
     <w:p>
       <w:pPr>
-        <w:spacing w:line="312" w:lineRule="auto" w:after="120"/>
+        <w:spacing w:line="324" w:lineRule="auto" w:after="80"/>
       </w:pPr>
+      <w:r>
+        <w:rPr w:rFonts="맑은 고딕">
+          <w:rFonts w:ascii="맑은 고딕" w:hAnsi="맑은 고딕" w:eastAsia="맑은 고딕"/>
+          <w:b w:val="0"/>
+          <w:color w:val="6B7280"/>
+          <w:sz w:val="21"/>
+        </w:rPr>
+        <w:t xml:space="preserve">· </w:t>
+      </w:r>
+      <w:r>
+        <w:rPr w:rFonts="맑은 고딕">
+          <w:rFonts w:ascii="맑은 고딕" w:hAnsi="맑은 고딕" w:eastAsia="맑은 고딕"/>
+          <w:b/>
+          <w:color w:val="1F2937"/>
+          <w:sz w:val="21"/>
+        </w:rPr>
+        <w:t xml:space="preserve">LP 인기도(판매량): </w:t>
+      </w:r>
       <w:r>
         <w:rPr w:rFonts="맑은 고딕">
           <w:rFonts w:ascii="맑은 고딕" w:hAnsi="맑은 고딕" w:eastAsia="맑은 고딕"/>
           <w:b w:val="0"/>
           <w:sz w:val="21"/>
         </w:rPr>
-        <w:t>《Momentos》는 단순한 히트곡의 모음집을 넘어, 하나의 완성된 정서와 서사를 선사하는 웰메이드 아날로그 앨범입니다. LP의 따스한 질감을 통해 전달되는 훌리오의 섬세한 숨소리와 울림은 오디오파일(Audiophile)에게도 커다란 감동을 안겨줍니다. 잔잔한 밤, 한 잔의 와인과 함께 그의 서정적인 목소리에 귀를 기울인다면 세월이 흘러도 변하지 않는 라틴 발라드의 진정한 매력과 깊은 울림을 경험할 수 있을 것입니다.</w:t>
+        <w:t>발매 직후 스페인과 중남미 전역은 물론 유럽 팝 차트 상위권을 휩쓸었으며, 세계 각국에서 멀티 플래티넘과 다이아몬드 디스크를 기록하며 수백만 장 이상의 경이적인 판매고를 달성했습니다.</w:t>
+      </w:r>
+    </w:p>
+    <w:p>
+      <w:pPr>
+        <w:spacing w:line="324" w:lineRule="auto" w:after="80"/>
+      </w:pPr>
+      <w:r>
+        <w:rPr w:rFonts="맑은 고딕">
+          <w:rFonts w:ascii="맑은 고딕" w:hAnsi="맑은 고딕" w:eastAsia="맑은 고딕"/>
+          <w:b w:val="0"/>
+          <w:color w:val="6B7280"/>
+          <w:sz w:val="21"/>
+        </w:rPr>
+        <w:t xml:space="preserve">· </w:t>
+      </w:r>
+      <w:r>
+        <w:rPr w:rFonts="맑은 고딕">
+          <w:rFonts w:ascii="맑은 고딕" w:hAnsi="맑은 고딕" w:eastAsia="맑은 고딕"/>
+          <w:b/>
+          <w:color w:val="1F2937"/>
+          <w:sz w:val="21"/>
+        </w:rPr>
+        <w:t xml:space="preserve">각종 수상경력: </w:t>
+      </w:r>
+      <w:r>
+        <w:rPr w:rFonts="맑은 고딕">
+          <w:rFonts w:ascii="맑은 고딕" w:hAnsi="맑은 고딕" w:eastAsia="맑은 고딕"/>
+          <w:b w:val="0"/>
+          <w:sz w:val="21"/>
+        </w:rPr>
+        <w:t>1984년 제26회 그래미 어워드(Grammy Awards) '베스트 라틴 팝 퍼포먼스' 부문에 노미네이트되었으며, 세계 음악계에서 그의 독보적인 예술적 위상과 상업적 파급력을 공인받았습니다.</w:t>
+      </w:r>
+    </w:p>
+    <w:p>
+      <w:pPr>
+        <w:spacing w:line="324" w:lineRule="auto" w:before="200" w:after="80"/>
+      </w:pPr>
+      <w:r>
+        <w:rPr w:rFonts="맑은 고딕">
+          <w:rFonts w:ascii="맑은 고딕" w:hAnsi="맑은 고딕" w:eastAsia="맑은 고딕"/>
+          <w:b/>
+          <w:color w:val="1E3A8A"/>
+          <w:sz w:val="24"/>
+        </w:rPr>
+        <w:t>2. 아티스트 정보</w:t>
+      </w:r>
+    </w:p>
+    <w:p>
+      <w:pPr>
+        <w:spacing w:line="324" w:lineRule="auto" w:after="80"/>
+      </w:pPr>
+      <w:r>
+        <w:rPr w:rFonts="맑은 고딕">
+          <w:rFonts w:ascii="맑은 고딕" w:hAnsi="맑은 고딕" w:eastAsia="맑은 고딕"/>
+          <w:b w:val="0"/>
+          <w:color w:val="6B7280"/>
+          <w:sz w:val="21"/>
+        </w:rPr>
+        <w:t xml:space="preserve">· </w:t>
+      </w:r>
+      <w:r>
+        <w:rPr w:rFonts="맑은 고딕">
+          <w:rFonts w:ascii="맑은 고딕" w:hAnsi="맑은 고딕" w:eastAsia="맑은 고딕"/>
+          <w:b/>
+          <w:color w:val="1F2937"/>
+          <w:sz w:val="21"/>
+        </w:rPr>
+        <w:t xml:space="preserve">국적: </w:t>
+      </w:r>
+      <w:r>
+        <w:rPr w:rFonts="맑은 고딕">
+          <w:rFonts w:ascii="맑은 고딕" w:hAnsi="맑은 고딕" w:eastAsia="맑은 고딕"/>
+          <w:b w:val="0"/>
+          <w:sz w:val="21"/>
+        </w:rPr>
+        <w:t>스페인 (Spain)</w:t>
+      </w:r>
+    </w:p>
+    <w:p>
+      <w:pPr>
+        <w:spacing w:line="324" w:lineRule="auto" w:after="80"/>
+      </w:pPr>
+      <w:r>
+        <w:rPr w:rFonts="맑은 고딕">
+          <w:rFonts w:ascii="맑은 고딕" w:hAnsi="맑은 고딕" w:eastAsia="맑은 고딕"/>
+          <w:b w:val="0"/>
+          <w:color w:val="6B7280"/>
+          <w:sz w:val="21"/>
+        </w:rPr>
+        <w:t xml:space="preserve">· </w:t>
+      </w:r>
+      <w:r>
+        <w:rPr w:rFonts="맑은 고딕">
+          <w:rFonts w:ascii="맑은 고딕" w:hAnsi="맑은 고딕" w:eastAsia="맑은 고딕"/>
+          <w:b/>
+          <w:color w:val="1F2937"/>
+          <w:sz w:val="21"/>
+        </w:rPr>
+        <w:t xml:space="preserve">생몰년도: </w:t>
+      </w:r>
+      <w:r>
+        <w:rPr w:rFonts="맑은 고딕">
+          <w:rFonts w:ascii="맑은 고딕" w:hAnsi="맑은 고딕" w:eastAsia="맑은 고딕"/>
+          <w:b w:val="0"/>
+          <w:sz w:val="21"/>
+        </w:rPr>
+        <w:t>1943년 9월 23일 ~ 현재</w:t>
+      </w:r>
+    </w:p>
+    <w:p>
+      <w:pPr>
+        <w:spacing w:line="324" w:lineRule="auto" w:after="80"/>
+      </w:pPr>
+      <w:r>
+        <w:rPr w:rFonts="맑은 고딕">
+          <w:rFonts w:ascii="맑은 고딕" w:hAnsi="맑은 고딕" w:eastAsia="맑은 고딕"/>
+          <w:b w:val="0"/>
+          <w:color w:val="6B7280"/>
+          <w:sz w:val="21"/>
+        </w:rPr>
+        <w:t xml:space="preserve">· </w:t>
+      </w:r>
+      <w:r>
+        <w:rPr w:rFonts="맑은 고딕">
+          <w:rFonts w:ascii="맑은 고딕" w:hAnsi="맑은 고딕" w:eastAsia="맑은 고딕"/>
+          <w:b/>
+          <w:color w:val="1F2937"/>
+          <w:sz w:val="21"/>
+        </w:rPr>
+        <w:t xml:space="preserve">그룹 소속: </w:t>
+      </w:r>
+      <w:r>
+        <w:rPr w:rFonts="맑은 고딕">
+          <w:rFonts w:ascii="맑은 고딕" w:hAnsi="맑은 고딕" w:eastAsia="맑은 고딕"/>
+          <w:b w:val="0"/>
+          <w:sz w:val="21"/>
+        </w:rPr>
+        <w:t>솔로</w:t>
+      </w:r>
+    </w:p>
+    <w:p>
+      <w:pPr>
+        <w:spacing w:line="324" w:lineRule="auto" w:after="80"/>
+      </w:pPr>
+      <w:r>
+        <w:rPr w:rFonts="맑은 고딕">
+          <w:rFonts w:ascii="맑은 고딕" w:hAnsi="맑은 고딕" w:eastAsia="맑은 고딕"/>
+          <w:b w:val="0"/>
+          <w:color w:val="6B7280"/>
+          <w:sz w:val="21"/>
+        </w:rPr>
+        <w:t xml:space="preserve">· </w:t>
+      </w:r>
+      <w:r>
+        <w:rPr w:rFonts="맑은 고딕">
+          <w:rFonts w:ascii="맑은 고딕" w:hAnsi="맑은 고딕" w:eastAsia="맑은 고딕"/>
+          <w:b/>
+          <w:color w:val="1F2937"/>
+          <w:sz w:val="21"/>
+        </w:rPr>
+        <w:t xml:space="preserve">아티스트 소개: </w:t>
+      </w:r>
+      <w:r>
+        <w:rPr w:rFonts="맑은 고딕">
+          <w:rFonts w:ascii="맑은 고딕" w:hAnsi="맑은 고딕" w:eastAsia="맑은 고딕"/>
+          <w:b w:val="0"/>
+          <w:sz w:val="21"/>
+        </w:rPr>
+        <w:t>귓가에 속삭이듯 스며드는 감미로운 비단결 보컬과 유려한 프레이징으로 세계 팝 음악 역사상 가장 성공한 비영어권 남성 솔로 아티스트입니다. 라틴 음악의 고전적 낭만성을 세련된 어덜트 컨템포러리 스타일로 승화시켜 전 대륙에 걸쳐 수억 장의 음반을 판매한 불멸의 거장입니다.</w:t>
+      </w:r>
+    </w:p>
+    <w:p>
+      <w:pPr>
+        <w:spacing w:line="324" w:lineRule="auto" w:before="200" w:after="80"/>
+      </w:pPr>
+      <w:r>
+        <w:rPr w:rFonts="맑은 고딕">
+          <w:rFonts w:ascii="맑은 고딕" w:hAnsi="맑은 고딕" w:eastAsia="맑은 고딕"/>
+          <w:b/>
+          <w:color w:val="1E3A8A"/>
+          <w:sz w:val="24"/>
+        </w:rPr>
+        <w:t>3. 음반 상세 분석</w:t>
+      </w:r>
+    </w:p>
+    <w:p>
+      <w:pPr>
+        <w:spacing w:line="324" w:lineRule="auto" w:after="80"/>
+      </w:pPr>
+      <w:r>
+        <w:rPr w:rFonts="맑은 고딕">
+          <w:rFonts w:ascii="맑은 고딕" w:hAnsi="맑은 고딕" w:eastAsia="맑은 고딕"/>
+          <w:b w:val="0"/>
+          <w:color w:val="6B7280"/>
+          <w:sz w:val="21"/>
+        </w:rPr>
+        <w:t xml:space="preserve">· </w:t>
+      </w:r>
+      <w:r>
+        <w:rPr w:rFonts="맑은 고딕">
+          <w:rFonts w:ascii="맑은 고딕" w:hAnsi="맑은 고딕" w:eastAsia="맑은 고딕"/>
+          <w:b/>
+          <w:color w:val="1F2937"/>
+          <w:sz w:val="21"/>
+        </w:rPr>
+        <w:t xml:space="preserve">역사적 위치: </w:t>
+      </w:r>
+      <w:r>
+        <w:rPr w:rFonts="맑은 고딕">
+          <w:rFonts w:ascii="맑은 고딕" w:hAnsi="맑은 고딕" w:eastAsia="맑은 고딕"/>
+          <w:b w:val="0"/>
+          <w:sz w:val="21"/>
+        </w:rPr>
+        <w:t>유려한 오케스트레이션과 감각적인 어쿠스틱 편곡이 완벽한 균형을 이루며, 20세기 후반 라틴 팝이 도달할 수 있는 가장 우아한 양식미를 제시한 앨범입니다. 전통적인 볼레로와 스페니시 팝의 유산을 현대적인 팝 사운드로 탈바꿈시켜 음악사적 완성도를 극한으로 끌어올렸습니다.</w:t>
+      </w:r>
+    </w:p>
+    <w:p>
+      <w:pPr>
+        <w:spacing w:line="324" w:lineRule="auto" w:after="80"/>
+      </w:pPr>
+      <w:r>
+        <w:rPr w:rFonts="맑은 고딕">
+          <w:rFonts w:ascii="맑은 고딕" w:hAnsi="맑은 고딕" w:eastAsia="맑은 고딕"/>
+          <w:b w:val="0"/>
+          <w:color w:val="6B7280"/>
+          <w:sz w:val="21"/>
+        </w:rPr>
+        <w:t xml:space="preserve">· </w:t>
+      </w:r>
+      <w:r>
+        <w:rPr w:rFonts="맑은 고딕">
+          <w:rFonts w:ascii="맑은 고딕" w:hAnsi="맑은 고딕" w:eastAsia="맑은 고딕"/>
+          <w:b/>
+          <w:color w:val="1F2937"/>
+          <w:sz w:val="21"/>
+        </w:rPr>
+        <w:t xml:space="preserve">시대의 흔적(스토리텔링): </w:t>
+      </w:r>
+      <w:r>
+        <w:rPr w:rFonts="맑은 고딕">
+          <w:rFonts w:ascii="맑은 고딕" w:hAnsi="맑은 고딕" w:eastAsia="맑은 고딕"/>
+          <w:b w:val="0"/>
+          <w:sz w:val="21"/>
+        </w:rPr>
+        <w:t>1980년대 초반, 급변하는 물질문명의 번잡함 속에서 고전적인 순애보와 낭만을 갈망하던 당대 청춘들에게 깊은 위로가 되어 주었습니다. 턴테이블 위를 흐르는 그의 애절한 고백은 전 세계 음악 애호가들의 방 안을 지중해의 붉은 노을빛 서정으로 가득 채웠습니다.</w:t>
+      </w:r>
+    </w:p>
+    <w:p>
+      <w:pPr>
+        <w:spacing w:line="324" w:lineRule="auto" w:before="200" w:after="80"/>
+      </w:pPr>
+      <w:r>
+        <w:rPr w:rFonts="맑은 고딕">
+          <w:rFonts w:ascii="맑은 고딕" w:hAnsi="맑은 고딕" w:eastAsia="맑은 고딕"/>
+          <w:b/>
+          <w:color w:val="1E3A8A"/>
+          <w:sz w:val="24"/>
+        </w:rPr>
+        <w:t>4. 주요 수록곡 및 감상 제언</w:t>
+      </w:r>
+    </w:p>
+    <w:p>
+      <w:pPr>
+        <w:spacing w:line="324" w:lineRule="auto" w:after="80"/>
+      </w:pPr>
+      <w:r>
+        <w:rPr w:rFonts="맑은 고딕">
+          <w:rFonts w:ascii="맑은 고딕" w:hAnsi="맑은 고딕" w:eastAsia="맑은 고딕"/>
+          <w:b w:val="0"/>
+          <w:color w:val="6B7280"/>
+          <w:sz w:val="21"/>
+        </w:rPr>
+        <w:t xml:space="preserve">· </w:t>
+      </w:r>
+      <w:r>
+        <w:rPr w:rFonts="맑은 고딕">
+          <w:rFonts w:ascii="맑은 고딕" w:hAnsi="맑은 고딕" w:eastAsia="맑은 고딕"/>
+          <w:b/>
+          <w:color w:val="1F2937"/>
+          <w:sz w:val="21"/>
+        </w:rPr>
+        <w:t xml:space="preserve">주요 수록곡 특징: </w:t>
+      </w:r>
+      <w:r>
+        <w:rPr w:rFonts="맑은 고딕">
+          <w:rFonts w:ascii="맑은 고딕" w:hAnsi="맑은 고딕" w:eastAsia="맑은 고딕"/>
+          <w:b w:val="0"/>
+          <w:sz w:val="21"/>
+        </w:rPr>
+        <w:t>앨범의 포문을 여는 타이틀곡 "Momentos"는 절제된 피아노와 현악 선율 위에 인생의 덧없는 순간들을 회상하는 원숙미가 돋보입니다. 집시풍의 바이올린 선율과 비장한 열정이 빚어내는 "Nathalie", 서정적 멜로디의 정수를 보여주는 "Amor", 그리고 방랑하는 예술가의 내면을 투영한 "Quijote"에 이르기까지 전 곡이 낭만주의의 극치를 들려줍니다.</w:t>
+      </w:r>
+    </w:p>
+    <w:p>
+      <w:pPr>
+        <w:spacing w:line="324" w:lineRule="auto" w:after="80"/>
+      </w:pPr>
+      <w:r>
+        <w:rPr w:rFonts="맑은 고딕">
+          <w:rFonts w:ascii="맑은 고딕" w:hAnsi="맑은 고딕" w:eastAsia="맑은 고딕"/>
+          <w:b w:val="0"/>
+          <w:color w:val="6B7280"/>
+          <w:sz w:val="21"/>
+        </w:rPr>
+        <w:t xml:space="preserve">· </w:t>
+      </w:r>
+      <w:r>
+        <w:rPr w:rFonts="맑은 고딕">
+          <w:rFonts w:ascii="맑은 고딕" w:hAnsi="맑은 고딕" w:eastAsia="맑은 고딕"/>
+          <w:b/>
+          <w:color w:val="1F2937"/>
+          <w:sz w:val="21"/>
+        </w:rPr>
+        <w:t xml:space="preserve">빈티지 감상 제언: </w:t>
+      </w:r>
+      <w:r>
+        <w:rPr w:rFonts="맑은 고딕">
+          <w:rFonts w:ascii="맑은 고딕" w:hAnsi="맑은 고딕" w:eastAsia="맑은 고딕"/>
+          <w:b w:val="0"/>
+          <w:sz w:val="21"/>
+        </w:rPr>
+        <w:t>LP 그루브(소리골)를 타고 흐르는 특유의 온화한 아날로그 질감은 훌리오의 숨결 하나, 가느다란 비브라토의 떨림까지 극대화해 전달합니다. 진공관 앰프의 따뜻한 배음과 정교한 턴테이블 시스템을 통해 감상할 때, 마치 눈앞에서 벨벳 커튼이 젖혀지듯 생생하고 입체적인 공간감이 방 안을 가득 채웁니다.</w:t>
+      </w:r>
+    </w:p>
+    <w:p>
+      <w:pPr>
+        <w:spacing w:line="324" w:lineRule="auto" w:after="80"/>
+      </w:pPr>
+      <w:r>
+        <w:rPr w:rFonts="맑은 고딕">
+          <w:rFonts w:ascii="맑은 고딕" w:hAnsi="맑은 고딕" w:eastAsia="맑은 고딕"/>
+          <w:b w:val="0"/>
+          <w:color w:val="6B7280"/>
+          <w:sz w:val="21"/>
+        </w:rPr>
+        <w:t xml:space="preserve">· </w:t>
+      </w:r>
+      <w:r>
+        <w:rPr w:rFonts="맑은 고딕">
+          <w:rFonts w:ascii="맑은 고딕" w:hAnsi="맑은 고딕" w:eastAsia="맑은 고딕"/>
+          <w:b/>
+          <w:color w:val="1F2937"/>
+          <w:sz w:val="21"/>
+        </w:rPr>
+        <w:t xml:space="preserve">소장 가치: </w:t>
+      </w:r>
+      <w:r>
+        <w:rPr w:rFonts="맑은 고딕">
+          <w:rFonts w:ascii="맑은 고딕" w:hAnsi="맑은 고딕" w:eastAsia="맑은 고딕"/>
+          <w:b w:val="0"/>
+          <w:sz w:val="21"/>
+        </w:rPr>
+        <w:t>아날로그 스튜디오 마스터링의 황금기에 제작된 순도 높은 사운드스케이프와 훌리오 이글레시아스의 가장 농익은 음성을 동시에 향유할 수 있는, 컬렉터라면 결코 놓칠 수 없는 불후의 명작입니다.</w:t>
+      </w:r>
+    </w:p>
+    <w:p>
+      <w:pPr>
+        <w:spacing w:line="324" w:lineRule="auto" w:after="120" w:before="160"/>
+      </w:pPr>
+      <w:r>
+        <w:rPr w:rFonts="맑은 고딕">
+          <w:rFonts w:ascii="맑은 고딕" w:hAnsi="맑은 고딕" w:eastAsia="맑은 고딕"/>
+          <w:b/>
+          <w:color w:val="4338CA"/>
+          <w:sz w:val="21"/>
+        </w:rPr>
+        <w:t>이 음반을 통해 아련하게 스러져간 시간의 편린들과 지중해의 낭만이 전해주는 감동을 다시 한번 경험해 보시는 것은 어떨까요?</w:t>
       </w:r>
     </w:p>
     <w:sectPr>
       <w:pgSz w:w="12240" w:h="15840"/>
-      <w:pgMar w:top="1440" w:right="1440" w:bottom="1440" w:left="1440" w:header="720" w:footer="720" w:gutter="0"/>
+      <w:pgMar w:top="1152" w:right="1296" w:bottom="1152" w:left="1296" w:header="720" w:footer="720" w:gutter="0"/>
       <w:cols w:space="720"/>
       <w:docGrid w:linePitch="360"/>
     </w:sectPr>

--- a/word_reports/LP_0202_위치_288_Julio Iglesias_Momentos.docx
+++ b/word_reports/LP_0202_위치_288_Julio Iglesias_Momentos.docx
@@ -32,7 +32,7 @@
     </w:p>
     <w:p>
       <w:pPr>
-        <w:spacing w:line="324" w:lineRule="auto" w:before="80" w:after="160"/>
+        <w:spacing w:line="324" w:lineRule="auto" w:before="80" w:after="120"/>
       </w:pPr>
       <w:r>
         <w:rPr w:rFonts="맑은 고딕">
@@ -42,13 +42,6 @@
           <w:sz w:val="22"/>
         </w:rPr>
         <w:t xml:space="preserve">[음반 소개] </w:t>
-      </w:r>
-      <w:r>
-        <w:rPr w:rFonts="맑은 고딕">
-          <w:rFonts w:ascii="맑은 고딕" w:hAnsi="맑은 고딕" w:eastAsia="맑은 고딕"/>
-          <w:b w:val="0"/>
-          <w:sz w:val="21"/>
-        </w:rPr>
       </w:r>
     </w:p>
     <w:p>
@@ -61,7 +54,33 @@
           <w:b w:val="0"/>
           <w:sz w:val="21"/>
         </w:rPr>
-        <w:t>1982년에 발표된 《Momentos》는 전 세계의 밤을 지중해의 우아한 낭만으로 물들인 음유시인 훌리오 이글레시아스의 음악적 최전성기를 온전히 투영해 낸 기념비적인 명반입니다. 벨벳처럼 부드러운 음색과 가슴을 저미는 멜랑콜리가 절묘하게 교차하며, 라틴 팝의 범주를 넘어 전 인류의 보편적인 연가(戀歌)로서의 격조 높은 품격을 완성해 냅니다. 지나간 계절의 찰나와 아련한 사랑의 기억들을 한 편의 고풍스러운 서정시처럼 읊조리는 이 음반은, 시대를 초월하여 깊은 서정의 온기를 청자의 영혼에 아로새깁니다.</w:t>
+        <w:t>1982년 발표된 훌리오 이글레시아스의 [Momentos]는 황혼 무렵의 지중해 바다처럼 눈부시면서도 쓸쓸한 서정의 극치를 담아낸 라틴 팝의 기념비적 명작입니다. 축구선수라는 비운의 부상을 딛고 세계적인 음유시인으로 거듭난 그는, 이 앨범을 통해 단순한 대중가수를 넘어 인간의 가장 깊고 내밀한 고독과 사랑의 찰나를 어루만지는 독보적인 아티스트로서의 위상을 확고히 정립했습니다. 1980년대 초반, 전 세계 음악계가 화려한 전자음향의 소용돌이로 빠져들던 변혁의 시기에 그는 도리어 절제된 어쿠스틱 악기들과 풍성한 오케스트레이션, 그리고 숨결 하나까지 담아내는 보컬 미학을 고수하며 정통 발라드의 품격을 눈부시게 증명해 보였습니다.</w:t>
+      </w:r>
+    </w:p>
+    <w:p>
+      <w:pPr>
+        <w:spacing w:line="324" w:lineRule="auto" w:after="120"/>
+      </w:pPr>
+      <w:r>
+        <w:rPr w:rFonts="맑은 고딕">
+          <w:rFonts w:ascii="맑은 고딕" w:hAnsi="맑은 고딕" w:eastAsia="맑은 고딕"/>
+          <w:b w:val="0"/>
+          <w:sz w:val="21"/>
+        </w:rPr>
+        <w:t>이 앨범은 ‘순간들’이라는 그 이름처럼, 스쳐 지나가는 시간의 덧없음과 가슴속에 아로새겨진 영원한 사랑의 기억들을 담담하고도 묵직하게 통찰합니다. 이글레시아스는 화려한 기교나 격정적인 절규 대신, 귀밑에 바투 다가와 속삭이는 듯한 친밀하고 절제된 크루닝 창법을 통해 듣는 이의 마음 깊은 곳을 파고듭니다. 상실의 아픔과 낭만적 추억이 교차하는 음의 결은 국경과 언어의 장벽을 단숨에 무너뜨리며, 스페인어라는 언어가 지닌 특유의 음악적 운율과 비장미를 전 세계 음악 애호가들의 보편적 감성으로 승화시키는 기적을 이룩해 냈습니다.</w:t>
+      </w:r>
+    </w:p>
+    <w:p>
+      <w:pPr>
+        <w:spacing w:line="324" w:lineRule="auto" w:after="120"/>
+      </w:pPr>
+      <w:r>
+        <w:rPr w:rFonts="맑은 고딕">
+          <w:rFonts w:ascii="맑은 고딕" w:hAnsi="맑은 고딕" w:eastAsia="맑은 고딕"/>
+          <w:b w:val="0"/>
+          <w:sz w:val="21"/>
+        </w:rPr>
+        <w:t>세월이 반세기를 향해 흘러간 오늘날에도 [Momentos]의 바이닐을 턴테이블 위에 얹는 순간, 리스닝 룸은 단숨에 따스한 남유럽의 노을빛으로 물듭니다. 그것은 이 음반이 시대의 일시적인 유행을 좇아 만들어진 소비재가 아니라, 한 예술가가 삶과 사랑에 대해 바친 가장 진솔하고 우아한 헌사이기 때문입니다. 아날로그 소리골을 타고 흐르는 그의 벨벳 같은 음성은 언제나 변함없이 우리의 고단한 영혼을 포근히 감싸 안아주며, 세월이 흘러도 결코 빛바래지 않는 클래식의 가치를 묵직하게 일깨워줍니다.</w:t>
       </w:r>
     </w:p>
     <w:p>
@@ -168,7 +187,7 @@
           <w:b w:val="0"/>
           <w:sz w:val="21"/>
         </w:rPr>
-        <w:t>1982년 CBS 레코드 발매. 그가 영미권 팝 시장의 거대한 크로스오버 스타로 도약하기 직전, 모국어인 스페인어로 빚어낸 정통 라틴 발라드의 미학적 정점을 집대성한 음반입니다.</w:t>
+        <w:t>1982년 글로벌 명문 레이블 CBS를 통해 발매된 앨범으로, 라틴 팝을 전 세계 주류 음악 시장의 중심부로 도약시킨 역사적 마스터피스입니다.</w:t>
       </w:r>
     </w:p>
     <w:p>
@@ -199,7 +218,7 @@
           <w:b w:val="0"/>
           <w:sz w:val="21"/>
         </w:rPr>
-        <w:t>발매 직후 스페인과 중남미 전역은 물론 유럽 팝 차트 상위권을 휩쓸었으며, 세계 각국에서 멀티 플래티넘과 다이아몬드 디스크를 기록하며 수백만 장 이상의 경이적인 판매고를 달성했습니다.</w:t>
+        <w:t>전 세계적으로 수백만 장 이상의 경이적인 판매고를 기록하며 유럽, 중남미는 물론 미국 빌보드 라틴 팝 앨범 차트 정상에 오르는 등 글로벌 메가 히트를 기록했습니다.</w:t>
       </w:r>
     </w:p>
     <w:p>
@@ -230,7 +249,7 @@
           <w:b w:val="0"/>
           <w:sz w:val="21"/>
         </w:rPr>
-        <w:t>1984년 제26회 그래미 어워드(Grammy Awards) '베스트 라틴 팝 퍼포먼스' 부문에 노미네이트되었으며, 세계 음악계에서 그의 독보적인 예술적 위상과 상업적 파급력을 공인받았습니다.</w:t>
+        <w:t>제26회 그래미 어워드 '베스트 라틴 팝 퍼포먼스(Best Latin Pop Performance)' 부문에 노미네이트되며 대중성과 음악적 완성도를 모두 인정받았습니다.</w:t>
       </w:r>
     </w:p>
     <w:p>
@@ -337,7 +356,7 @@
           <w:b w:val="0"/>
           <w:sz w:val="21"/>
         </w:rPr>
-        <w:t>솔로</w:t>
+        <w:t>솔로 (Solo)</w:t>
       </w:r>
     </w:p>
     <w:p>
@@ -368,7 +387,7 @@
           <w:b w:val="0"/>
           <w:sz w:val="21"/>
         </w:rPr>
-        <w:t>귓가에 속삭이듯 스며드는 감미로운 비단결 보컬과 유려한 프레이징으로 세계 팝 음악 역사상 가장 성공한 비영어권 남성 솔로 아티스트입니다. 라틴 음악의 고전적 낭만성을 세련된 어덜트 컨템포러리 스타일로 승화시켜 전 대륙에 걸쳐 수억 장의 음반을 판매한 불멸의 거장입니다.</w:t>
+        <w:t>비로드처럼 부드러운 음색과 독보적인 서정성으로 세계 팝 음악사를 매혹한 라틴 팝의 살아있는 전설입니다. 언어의 한계를 뛰어넘어 전 세계에서 가장 많은 음반을 판매한 비영어권 아티스트로서, 고전적 로맨티시즘을 현대 팝 스탠더드로 승화시킨 독보적인 마에스트로로 평가받고 있습니다.</w:t>
       </w:r>
     </w:p>
     <w:p>
@@ -413,7 +432,7 @@
           <w:b w:val="0"/>
           <w:sz w:val="21"/>
         </w:rPr>
-        <w:t>유려한 오케스트레이션과 감각적인 어쿠스틱 편곡이 완벽한 균형을 이루며, 20세기 후반 라틴 팝이 도달할 수 있는 가장 우아한 양식미를 제시한 앨범입니다. 전통적인 볼레로와 스페니시 팝의 유산을 현대적인 팝 사운드로 탈바꿈시켜 음악사적 완성도를 극한으로 끌어올렸습니다.</w:t>
+        <w:t>남미와 유럽의 전통 칸초네, 플라멩코의 정서적 유산을 세련된 팝 오케스트레이션과 완벽히 융합하여 크로스오버 팝의 새로운 지평을 연 명반입니다.</w:t>
       </w:r>
     </w:p>
     <w:p>
@@ -444,7 +463,7 @@
           <w:b w:val="0"/>
           <w:sz w:val="21"/>
         </w:rPr>
-        <w:t>1980년대 초반, 급변하는 물질문명의 번잡함 속에서 고전적인 순애보와 낭만을 갈망하던 당대 청춘들에게 깊은 위로가 되어 주었습니다. 턴테이블 위를 흐르는 그의 애절한 고백은 전 세계 음악 애호가들의 방 안을 지중해의 붉은 노을빛 서정으로 가득 채웠습니다.</w:t>
+        <w:t>신스팝과 댄스 음악이 쏟아져 나오던 80년대 초, 아날로그적 온기와 낭만을 갈망하던 당대 청춘들의 가슴에 깊은 서정의 오아시스를 드리우며 감성적 쉼터가 되어 주었습니다.</w:t>
       </w:r>
     </w:p>
     <w:p>
@@ -489,7 +508,99 @@
           <w:b w:val="0"/>
           <w:sz w:val="21"/>
         </w:rPr>
-        <w:t>앨범의 포문을 여는 타이틀곡 "Momentos"는 절제된 피아노와 현악 선율 위에 인생의 덧없는 순간들을 회상하는 원숙미가 돋보입니다. 집시풍의 바이올린 선율과 비장한 열정이 빚어내는 "Nathalie", 서정적 멜로디의 정수를 보여주는 "Amor", 그리고 방랑하는 예술가의 내면을 투영한 "Quijote"에 이르기까지 전 곡이 낭만주의의 극치를 들려줍니다.</w:t>
+      </w:r>
+    </w:p>
+    <w:p>
+      <w:pPr>
+        <w:spacing w:line="324" w:lineRule="auto" w:after="80"/>
+      </w:pPr>
+      <w:r>
+        <w:rPr w:rFonts="맑은 고딕">
+          <w:rFonts w:ascii="맑은 고딕" w:hAnsi="맑은 고딕" w:eastAsia="맑은 고딕"/>
+          <w:b w:val="0"/>
+          <w:color w:val="6B7280"/>
+          <w:sz w:val="21"/>
+        </w:rPr>
+        <w:t xml:space="preserve">· </w:t>
+      </w:r>
+      <w:r>
+        <w:rPr w:rFonts="맑은 고딕">
+          <w:rFonts w:ascii="맑은 고딕" w:hAnsi="맑은 고딕" w:eastAsia="맑은 고딕"/>
+          <w:b/>
+          <w:color w:val="1F2937"/>
+          <w:sz w:val="21"/>
+        </w:rPr>
+        <w:t xml:space="preserve">"Nathalie": </w:t>
+      </w:r>
+      <w:r>
+        <w:rPr w:rFonts="맑은 고딕">
+          <w:rFonts w:ascii="맑은 고딕" w:hAnsi="맑은 고딕" w:eastAsia="맑은 고딕"/>
+          <w:b w:val="0"/>
+          <w:sz w:val="21"/>
+        </w:rPr>
+        <w:t>처연한 집시풍 바이올린과 이글레시아스의 애절한 보컬이 드라마틱한 조화를 이루며 비극적인 사랑을 노래하는 최고의 명곡입니다.</w:t>
+      </w:r>
+    </w:p>
+    <w:p>
+      <w:pPr>
+        <w:spacing w:line="324" w:lineRule="auto" w:after="80"/>
+      </w:pPr>
+      <w:r>
+        <w:rPr w:rFonts="맑은 고딕">
+          <w:rFonts w:ascii="맑은 고딕" w:hAnsi="맑은 고딕" w:eastAsia="맑은 고딕"/>
+          <w:b w:val="0"/>
+          <w:color w:val="6B7280"/>
+          <w:sz w:val="21"/>
+        </w:rPr>
+        <w:t xml:space="preserve">· </w:t>
+      </w:r>
+      <w:r>
+        <w:rPr w:rFonts="맑은 고딕">
+          <w:rFonts w:ascii="맑은 고딕" w:hAnsi="맑은 고딕" w:eastAsia="맑은 고딕"/>
+          <w:b/>
+          <w:color w:val="1F2937"/>
+          <w:sz w:val="21"/>
+        </w:rPr>
+        <w:t xml:space="preserve">"Momentos": </w:t>
+      </w:r>
+      <w:r>
+        <w:rPr w:rFonts="맑은 고딕">
+          <w:rFonts w:ascii="맑은 고딕" w:hAnsi="맑은 고딕" w:eastAsia="맑은 고딕"/>
+          <w:b w:val="0"/>
+          <w:sz w:val="21"/>
+        </w:rPr>
+        <w:t>잔잔한 피아노와 현악 오케스트라 위로 읊조리듯 흐르는 타이틀곡으로, 지나간 삶에 대한 관조와 깊은 우수가 돋보입니다.</w:t>
+      </w:r>
+    </w:p>
+    <w:p>
+      <w:pPr>
+        <w:spacing w:line="324" w:lineRule="auto" w:after="80"/>
+      </w:pPr>
+      <w:r>
+        <w:rPr w:rFonts="맑은 고딕">
+          <w:rFonts w:ascii="맑은 고딕" w:hAnsi="맑은 고딕" w:eastAsia="맑은 고딕"/>
+          <w:b w:val="0"/>
+          <w:color w:val="6B7280"/>
+          <w:sz w:val="21"/>
+        </w:rPr>
+        <w:t xml:space="preserve">· </w:t>
+      </w:r>
+      <w:r>
+        <w:rPr w:rFonts="맑은 고딕">
+          <w:rFonts w:ascii="맑은 고딕" w:hAnsi="맑은 고딕" w:eastAsia="맑은 고딕"/>
+          <w:b/>
+          <w:color w:val="1F2937"/>
+          <w:sz w:val="21"/>
+        </w:rPr>
+        <w:t xml:space="preserve">"Amor": </w:t>
+      </w:r>
+      <w:r>
+        <w:rPr w:rFonts="맑은 고딕">
+          <w:rFonts w:ascii="맑은 고딕" w:hAnsi="맑은 고딕" w:eastAsia="맑은 고딕"/>
+          <w:b w:val="0"/>
+          <w:sz w:val="21"/>
+        </w:rPr>
+        <w:t>낭만적인 라틴 템포 속에 부드럽고 따스한 사랑의 환희를 우아하게 표현해 낸 수작입니다.</w:t>
       </w:r>
     </w:p>
     <w:p>
@@ -520,7 +631,7 @@
           <w:b w:val="0"/>
           <w:sz w:val="21"/>
         </w:rPr>
-        <w:t>LP 그루브(소리골)를 타고 흐르는 특유의 온화한 아날로그 질감은 훌리오의 숨결 하나, 가느다란 비브라토의 떨림까지 극대화해 전달합니다. 진공관 앰프의 따뜻한 배음과 정교한 턴테이블 시스템을 통해 감상할 때, 마치 눈앞에서 벨벳 커튼이 젖혀지듯 생생하고 입체적인 공간감이 방 안을 가득 채웁니다.</w:t>
+        <w:t>진공관 앰프의 온화한 배음과 턴테이블 카트리지가 긁어내는 미세한 아날로그 질감 속에서 감상할 때, 가수의 숨결과 현악 파트의 잔향이 리스닝 룸을 입체적으로 채우는 특별한 경험을 선사합니다.</w:t>
       </w:r>
     </w:p>
     <w:p>
@@ -551,7 +662,7 @@
           <w:b w:val="0"/>
           <w:sz w:val="21"/>
         </w:rPr>
-        <w:t>아날로그 스튜디오 마스터링의 황금기에 제작된 순도 높은 사운드스케이프와 훌리오 이글레시아스의 가장 농익은 음성을 동시에 향유할 수 있는, 컬렉터라면 결코 놓칠 수 없는 불후의 명작입니다.</w:t>
+        <w:t>라틴 팝의 황금기를 대변하는 역사적 가치와 더불어, 우수한 레코딩 퀄리티를 지닌 아날로그 프레싱의 백미를 온전히 음미할 수 있어 LP 컬렉터라면 필히 턴테이블 곁에 두어야 할 음반입니다.</w:t>
       </w:r>
     </w:p>
     <w:p>
@@ -565,7 +676,7 @@
           <w:color w:val="4338CA"/>
           <w:sz w:val="21"/>
         </w:rPr>
-        <w:t>이 음반을 통해 아련하게 스러져간 시간의 편린들과 지중해의 낭만이 전해주는 감동을 다시 한번 경험해 보시는 것은 어떨까요?</w:t>
+        <w:t>이 음반을 통해 아날로그 소리골을 타고 흐르는 훌리오 이글레시아스의 낭만적인 속삭임과 가슴 시린 멜로디가 전해주는 감동을 다시 한번 경험해 보시는 것은 어떨까요?</w:t>
       </w:r>
     </w:p>
     <w:sectPr>
